--- a/docs/paper/IJSRSET_paper2_results_conclusion.docx
+++ b/docs/paper/IJSRSET_paper2_results_conclusion.docx
@@ -31,7 +31,7 @@
           <w:sz w:val="22"/>
           <w:szCs w:val="22"/>
         </w:rPr>
-        <w:t xml:space="preserve">Harsh Pandhe*1, Shifali Doshi2, Kiran Kamate3, [Guide Name]4</w:t>
+        <w:t xml:space="preserve">Kiran Kamate*1, [Guide Name]2</w:t>
       </w:r>
     </w:p>
     <w:p>
@@ -47,7 +47,7 @@
           <w:sz w:val="20"/>
           <w:szCs w:val="20"/>
         </w:rPr>
-        <w:t xml:space="preserve">*1,2,3Student, Department of Computer Science &amp; Engineering, Walchand Institute of Technology, Solapur, Maharashtra, India</w:t>
+        <w:t xml:space="preserve">*1Student, Department of Computer Science &amp; Engineering, Walchand Institute of Technology, Solapur, Maharashtra, India</w:t>
       </w:r>
     </w:p>
     <w:p>
@@ -63,7 +63,7 @@
           <w:sz w:val="20"/>
           <w:szCs w:val="20"/>
         </w:rPr>
-        <w:t xml:space="preserve">4[Designation], Department of Computer Science &amp; Engineering, Walchand Institute of Technology, Solapur, Maharashtra, India</w:t>
+        <w:t xml:space="preserve">2[Designation], Department of Computer Science &amp; Engineering, Walchand Institute of Technology, Solapur, Maharashtra, India</w:t>
       </w:r>
     </w:p>
     <w:p>

--- a/docs/paper/IJSRSET_paper2_results_conclusion.docx
+++ b/docs/paper/IJSRSET_paper2_results_conclusion.docx
@@ -109,7 +109,7 @@
           <w:sz w:val="20"/>
           <w:szCs w:val="20"/>
         </w:rPr>
-        <w:t xml:space="preserve">This paper presents Part II of a two-part submission, reporting the quantitative results of the methodology proposed in Part I and comparing them numerically against the literature surveyed there. The learned scene classifier reaches 0.79 four-class accuracy versus a 0.49 rule-based baseline. Three architectures are benchmarked for wheel-count classification under an identical, leakage-free protocol: a custom convolutional network (0.787), a from-scratch CSPNeXt backbone (0.695), and an ImageNet-pretrained YOLOv8 classifier (0.861, selected). A seven-class helmet detector reaches 0.764 mean average precision at 0.50 intersection-over-union on held-out test data. Multi-frame majority voting reduces prediction flip-rate by 91.4% under measured real-world occlusion, and risk-indexing rules are validated against 10,006 real motorcycle tracks with ground-truth occupancy and helmet-use labels. Structured pruning combined with a brief fine-tuning step and INT8 quantization shrinks deployed models by 3.8 to 3.9 times at a measured accuracy retention of 0.98. Results are compared numerically against the systems surveyed in Part I, and every result that fell short of an initial expectation is reported with its diagnosed cause. The complete source code and trained weights are publicly available.</w:t>
+        <w:t xml:space="preserve">This paper presents Part II of a two-part submission, reporting the quantitative results of the methodology proposed in Part I and comparing them numerically against the literature surveyed there. The learned scene classifier reaches 0.79 four-class accuracy versus a 0.49 rule-based baseline. Three architectures are benchmarked for wheel-count classification under an identical, leakage-free protocol: a custom convolutional network (0.787), a from-scratch CSPNeXt backbone (0.695), and an ImageNet-pretrained YOLOv8 classifier (0.861, selected). A seven-class helmet detector reaches 0.764 mean average precision at 0.50 intersection-over-union on held-out test data. Multi-frame majority voting reduces prediction flip-rate by 91.4% under measured real-world occlusion. Structured pruning combined with a brief fine-tuning step and INT8 quantization shrinks deployed models by 3.8 to 3.9 times at a measured accuracy retention of 0.98. Results are compared numerically against the systems surveyed in Part I, and every result that fell short of an initial expectation is reported with its diagnosed cause. The complete source code and trained weights are publicly available.</w:t>
       </w:r>
     </w:p>
     <w:p>
@@ -1043,40 +1043,7 @@
           <w:sz w:val="20"/>
           <w:szCs w:val="20"/>
         </w:rPr>
-        <w:t xml:space="preserve">D. Risk Indexing</w:t>
-      </w:r>
-    </w:p>
-    <w:p>
-      <w:pPr>
-        <w:spacing w:after="120"/>
-        <w:ind w:firstLine="240"/>
-        <w:jc w:val="both"/>
-      </w:pPr>
-      <w:r>
-        <w:rPr>
-          <w:rFonts w:ascii="Times New Roman" w:cs="Times New Roman" w:eastAsia="Times New Roman" w:hAnsi="Times New Roman"/>
-          <w:sz w:val="20"/>
-          <w:szCs w:val="20"/>
-        </w:rPr>
-        <w:t xml:space="preserve">Rule logic is validated against 10,006 real motorcycle tracks using ground-truth occupancy and helmet-use labels, independent of detector accuracy. Overload triggers on 7.0% of tracks and helmet misuse on 34.2%. The current weighting means HIGH risk never triggers from these two factors alone, since their combined weight of 4.0 is below the 6.0 threshold; this is a calibration finding surfaced by validation against ground truth, logged as future work rather than corrected silently.</w:t>
-      </w:r>
-    </w:p>
-    <w:p>
-      <w:pPr>
-        <w:spacing w:after="80" w:before="160"/>
-        <w:jc w:val="left"/>
-      </w:pPr>
-      <w:r>
-        <w:rPr>
-          <w:rFonts w:ascii="Times New Roman" w:cs="Times New Roman" w:eastAsia="Times New Roman" w:hAnsi="Times New Roman"/>
-          <w:b/>
-          <w:bCs/>
-          <w:i/>
-          <w:iCs/>
-          <w:sz w:val="20"/>
-          <w:szCs w:val="20"/>
-        </w:rPr>
-        <w:t xml:space="preserve">E. Optimization</w:t>
+        <w:t xml:space="preserve">D. Optimization</w:t>
       </w:r>
     </w:p>
     <w:p>
@@ -2640,7 +2607,7 @@
           <w:sz w:val="20"/>
           <w:szCs w:val="20"/>
         </w:rPr>
-        <w:t xml:space="preserve">Two limitations are noted briefly. Cross-camera re-identification uses an off-the-shelf backbone without metric-learning fine-tuning, so its accuracy trails fine-tuned systems; fine-tuning on VeRi-776's own training split is planned future work. The risk-indexing weights currently make the HIGH tier unreachable from the two most common real violation patterns alone, a calibration adjustment also left for future work.</w:t>
+        <w:t xml:space="preserve">One limitation is noted briefly. Cross-camera re-identification uses an off-the-shelf backbone without metric-learning fine-tuning, so its accuracy trails fine-tuned systems; fine-tuning on VeRi-776's own training split is planned future work.</w:t>
       </w:r>
     </w:p>
     <w:p>
@@ -2672,7 +2639,7 @@
           <w:sz w:val="20"/>
           <w:szCs w:val="20"/>
         </w:rPr>
-        <w:t xml:space="preserve">This work presented and evaluated a complete, CPU-only traffic surveillance pipeline. The learned scene classifier reaches 0.79 accuracy, the selected wheel-count classifier reaches 0.861 accuracy under a leakage-free protocol, the helmet detector reaches 0.764 mean average precision on held-out data, and model optimization recovers accuracy lost to naive pruning while shrinking deployed models 3.8 to 3.9 times. Future work includes fine-tuning the re-identification backbone on VeRi-776's own training split, sourcing data for granular helmet sub-classes not covered by the current taxonomy, and recalibrating the risk-indexing weights against the real-world finding reported in Section I-D.</w:t>
+        <w:t xml:space="preserve">This work presented and evaluated a complete, CPU-only traffic surveillance pipeline. The learned scene classifier reaches 0.79 accuracy, the selected wheel-count classifier reaches 0.861 accuracy under a leakage-free protocol, the helmet detector reaches 0.764 mean average precision on held-out data, and model optimization recovers accuracy lost to naive pruning while shrinking deployed models 3.8 to 3.9 times. Future work includes fine-tuning the re-identification backbone on VeRi-776's own training split, sourcing data for granular helmet sub-classes not covered by the current taxonomy, and extending the per-seat helmet-violation output with a targeted gender attribute for the non-helmeted passenger, rather than a general demographics module.</w:t>
       </w:r>
     </w:p>
     <w:p>

--- a/docs/paper/IJSRSET_paper2_results_conclusion.docx
+++ b/docs/paper/IJSRSET_paper2_results_conclusion.docx
@@ -31,7 +31,7 @@
           <w:sz w:val="22"/>
           <w:szCs w:val="22"/>
         </w:rPr>
-        <w:t xml:space="preserve">Kiran Kamate*1, [Guide Name]2</w:t>
+        <w:t xml:space="preserve">Shifali Doshi*1</w:t>
       </w:r>
     </w:p>
     <w:p>
@@ -47,23 +47,7 @@
           <w:sz w:val="20"/>
           <w:szCs w:val="20"/>
         </w:rPr>
-        <w:t xml:space="preserve">*1Student, Department of Computer Science &amp; Engineering, Walchand Institute of Technology, Solapur, Maharashtra, India</w:t>
-      </w:r>
-    </w:p>
-    <w:p>
-      <w:pPr>
-        <w:spacing w:after="20"/>
-        <w:jc w:val="center"/>
-      </w:pPr>
-      <w:r>
-        <w:rPr>
-          <w:rFonts w:ascii="Times New Roman" w:cs="Times New Roman" w:eastAsia="Times New Roman" w:hAnsi="Times New Roman"/>
-          <w:i/>
-          <w:iCs/>
-          <w:sz w:val="20"/>
-          <w:szCs w:val="20"/>
-        </w:rPr>
-        <w:t xml:space="preserve">2[Designation], Department of Computer Science &amp; Engineering, Walchand Institute of Technology, Solapur, Maharashtra, India</w:t>
+        <w:t xml:space="preserve">*1[Designation], Department of Computer Science &amp; Engineering, Walchand Institute of Technology, Solapur, Maharashtra, India</w:t>
       </w:r>
     </w:p>
     <w:p>

--- a/docs/paper/IJSRSET_paper2_results_conclusion.docx
+++ b/docs/paper/IJSRSET_paper2_results_conclusion.docx
@@ -2576,39 +2576,7 @@
           <w:sz w:val="20"/>
           <w:szCs w:val="20"/>
         </w:rPr>
-        <w:t xml:space="preserve">III. Limitations</w:t>
-      </w:r>
-    </w:p>
-    <w:p>
-      <w:pPr>
-        <w:spacing w:after="120"/>
-        <w:ind w:firstLine="240"/>
-        <w:jc w:val="both"/>
-      </w:pPr>
-      <w:r>
-        <w:rPr>
-          <w:rFonts w:ascii="Times New Roman" w:cs="Times New Roman" w:eastAsia="Times New Roman" w:hAnsi="Times New Roman"/>
-          <w:sz w:val="20"/>
-          <w:szCs w:val="20"/>
-        </w:rPr>
-        <w:t xml:space="preserve">One limitation is noted briefly. Cross-camera re-identification uses an off-the-shelf backbone without metric-learning fine-tuning, so its accuracy trails fine-tuned systems; fine-tuning on VeRi-776's own training split is planned future work.</w:t>
-      </w:r>
-    </w:p>
-    <w:p>
-      <w:pPr>
-        <w:spacing w:after="120" w:before="240"/>
-        <w:jc w:val="center"/>
-      </w:pPr>
-      <w:r>
-        <w:rPr>
-          <w:rFonts w:ascii="Times New Roman" w:cs="Times New Roman" w:eastAsia="Times New Roman" w:hAnsi="Times New Roman"/>
-          <w:b/>
-          <w:bCs/>
-          <w:smallCaps/>
-          <w:sz w:val="20"/>
-          <w:szCs w:val="20"/>
-        </w:rPr>
-        <w:t xml:space="preserve">IV. Conclusion</w:t>
+        <w:t xml:space="preserve">III. Conclusion</w:t>
       </w:r>
     </w:p>
     <w:p>

--- a/docs/paper/IJSRSET_paper2_results_conclusion.docx
+++ b/docs/paper/IJSRSET_paper2_results_conclusion.docx
@@ -157,6 +157,21 @@
     </w:p>
     <w:p>
       <w:pPr>
+        <w:spacing w:after="120"/>
+        <w:ind w:firstLine="240"/>
+        <w:jc w:val="both"/>
+      </w:pPr>
+      <w:r>
+        <w:rPr>
+          <w:rFonts w:ascii="Times New Roman" w:cs="Times New Roman" w:eastAsia="Times New Roman" w:hAnsi="Times New Roman"/>
+          <w:sz w:val="20"/>
+          <w:szCs w:val="20"/>
+        </w:rPr>
+        <w:t xml:space="preserve">This paper reports the outcome of applying the methodology proposed in Part I: a sequential per-frame pipeline in which each frame is first classified into one of four scene conditions and enhanced accordingly, vehicles are detected and tracked with temporal majority voting on wheel count, helmet compliance is checked within tracks classified as two-wheelers, cross-camera identity is matched with an off-the-shelf re-identification backbone, and every deployable classifier is subsequently pruned, fine-tuned, and quantized for CPU deployment. Each subsection below follows the same structure -- what was measured, how, and what the result was -- ending in the numeric comparison against the literature surveyed in Part I (Section II) and the conclusion (Section III).</w:t>
+      </w:r>
+    </w:p>
+    <w:p>
+      <w:pPr>
         <w:spacing w:after="80" w:before="160"/>
         <w:jc w:val="left"/>
       </w:pPr>
@@ -185,7 +200,7 @@
           <w:sz w:val="20"/>
           <w:szCs w:val="20"/>
         </w:rPr>
-        <w:t xml:space="preserve">The learned classifier reaches 0.79 four-class accuracy versus a 0.49 rule-based baseline. To rule out a dataset-provenance confound, the fog and rain pair was isolated from a single source dataset, holding provenance constant, and the model still achieved 0.68 accuracy against a 0.49 same-source baseline, evidence the model learns genuine weather signal rather than dataset fingerprints.</w:t>
+        <w:t xml:space="preserve">The learned scene classifier described in Part I (Section III-B) was evaluated on held-out real DAWN/ExDark/COCO imagery to test whether it separates the four scene conditions better than the rule-based baseline it replaces. The learned classifier reaches 0.79 four-class accuracy versus a 0.49 rule-based baseline. To rule out a dataset-provenance confound, the fog and rain pair was isolated from a single source dataset, holding provenance constant, and the model still achieved 0.68 accuracy against a 0.49 same-source baseline, evidence the model learns genuine weather signal rather than dataset fingerprints.</w:t>
       </w:r>
     </w:p>
     <w:p>
@@ -268,6 +283,21 @@
     </w:p>
     <w:p>
       <w:pPr>
+        <w:spacing w:after="120"/>
+        <w:ind w:firstLine="240"/>
+        <w:jc w:val="both"/>
+      </w:pPr>
+      <w:r>
+        <w:rPr>
+          <w:rFonts w:ascii="Times New Roman" w:cs="Times New Roman" w:eastAsia="Times New Roman" w:hAnsi="Times New Roman"/>
+          <w:sz w:val="20"/>
+          <w:szCs w:val="20"/>
+        </w:rPr>
+        <w:t xml:space="preserve">Following Part I's methodology (Section III-C), the three wheel-count architectures were trained and evaluated under an identical, leakage-free split, and the seven-class helmet detector was evaluated on a held-out test split never used for epoch selection. Table 1 reports the wheel-count comparison first.</w:t>
+      </w:r>
+    </w:p>
+    <w:p>
+      <w:pPr>
         <w:spacing w:after="40" w:before="80"/>
       </w:pPr>
       <w:r>
@@ -874,6 +904,21 @@
           <w:sz w:val="20"/>
           <w:szCs w:val="20"/>
         </w:rPr>
+        <w:t xml:space="preserve">The temporal majority-vote buffer described in Part I (Section III-D) was evaluated on UA-DETRAC by grouping per-frame wheel-count predictions under ground-truth track identifiers, isolating the voting effect from tracker error; the off-the-shelf re-identification backbone was separately evaluated on VeRi-776 under the standard single-camera-exclusion protocol.</w:t>
+      </w:r>
+    </w:p>
+    <w:p>
+      <w:pPr>
+        <w:spacing w:after="120"/>
+        <w:ind w:firstLine="240"/>
+        <w:jc w:val="both"/>
+      </w:pPr>
+      <w:r>
+        <w:rPr>
+          <w:rFonts w:ascii="Times New Roman" w:cs="Times New Roman" w:eastAsia="Times New Roman" w:hAnsi="Times New Roman"/>
+          <w:sz w:val="20"/>
+          <w:szCs w:val="20"/>
+        </w:rPr>
         <w:t xml:space="preserve">Flip-rate, defined as how often the emitted label changes between consecutive frames of one tracked vehicle, fell 91.4% from a single-frame window to a thirty-frame window. Balanced accuracy improved more modestly (best at a fifteen-frame window: 0.642 versus 0.626 for a single frame), since part of the flip-rate reduction is mechanical smoothing rather than a pure accuracy gain.</w:t>
       </w:r>
     </w:p>
@@ -1028,6 +1073,21 @@
           <w:szCs w:val="20"/>
         </w:rPr>
         <w:t xml:space="preserve">D. Optimization</w:t>
+      </w:r>
+    </w:p>
+    <w:p>
+      <w:pPr>
+        <w:spacing w:after="120"/>
+        <w:ind w:firstLine="240"/>
+        <w:jc w:val="both"/>
+      </w:pPr>
+      <w:r>
+        <w:rPr>
+          <w:rFonts w:ascii="Times New Roman" w:cs="Times New Roman" w:eastAsia="Times New Roman" w:hAnsi="Times New Roman"/>
+          <w:sz w:val="20"/>
+          <w:szCs w:val="20"/>
+        </w:rPr>
+        <w:t xml:space="preserve">Each classifier was pruned, optionally fine-tuned, and quantized as described in Part I (Section III-E); Table 2 walks through SmallCNN's accuracy at each stage of that process rather than only the final configuration.</w:t>
       </w:r>
     </w:p>
     <w:p>
